--- a/Files/05 - Devarim/07 - Ki Savo/5786/Ki Savo 5786.docx
+++ b/Files/05 - Devarim/07 - Ki Savo/5786/Ki Savo 5786.docx
@@ -617,7 +617,7 @@
         <w:rPr>
           <w:rFonts w:ascii="Times New Roman" w:hAnsi="Times New Roman" w:cs="Times New Roman"/>
         </w:rPr>
-        <w:t xml:space="preserve"> who lived in Kiryat Arba, a small city near Haifa). He toiled in </w:t>
+        <w:t xml:space="preserve"> who lived in Kiryat Arba, a small city near Haifa. He toiled in </w:t>
       </w:r>
       <w:r>
         <w:rPr>
@@ -1242,31 +1242,7 @@
         <w:rPr>
           <w:rFonts w:ascii="Times New Roman" w:hAnsi="Times New Roman" w:cs="Times New Roman"/>
         </w:rPr>
-        <w:t>Number two: Every problem, no matter how tough, has a solution. All you need is to strain your brain and daven to Hashem</w:t>
-      </w:r>
-      <w:r>
-        <w:rPr>
-          <w:rFonts w:ascii="Times New Roman" w:hAnsi="Times New Roman" w:cs="Times New Roman"/>
-        </w:rPr>
-        <w:t xml:space="preserve"> - </w:t>
-      </w:r>
-      <w:r>
-        <w:rPr>
-          <w:rFonts w:ascii="Times New Roman" w:hAnsi="Times New Roman" w:cs="Times New Roman"/>
-        </w:rPr>
-        <w:t>not in that order</w:t>
-      </w:r>
-      <w:r>
-        <w:rPr>
-          <w:rFonts w:ascii="Times New Roman" w:hAnsi="Times New Roman" w:cs="Times New Roman"/>
-        </w:rPr>
-        <w:t xml:space="preserve"> - </w:t>
-      </w:r>
-      <w:r>
-        <w:rPr>
-          <w:rFonts w:ascii="Times New Roman" w:hAnsi="Times New Roman" w:cs="Times New Roman"/>
-        </w:rPr>
-        <w:t xml:space="preserve">to grant you the wisdom and insights to find the way out of your predicament. (I must tell you as an aside, frequently, I have been faced with problems and I finally say, </w:t>
+        <w:t xml:space="preserve">Number two: Every problem, no matter how tough, has a solution. All you need is to strain your brain and daven to Hashem - not in that order - to grant you the wisdom and insights to find the way out of your predicament. (I must tell you as an aside, frequently, I have been faced with problems and I finally say, </w:t>
       </w:r>
       <w:r>
         <w:rPr>
